--- a/docs/forgotten-felines/published-policies/forgotten-felines-fosterer-visit-policy.docx
+++ b/docs/forgotten-felines/published-policies/forgotten-felines-fosterer-visit-policy.docx
@@ -4,1617 +4,663 @@
   <w:body>
     <w:p>
       <w:pPr>
-        <w:shd w:val="clear" w:color="auto" w:fill="05A44E"/>
-        <w:spacing w:before="0" w:after="0"/>
+        <w:pStyle w:val="Heading1"/>
+      </w:pPr>
+      <w:r>
+        <w:t>Forgotten Felines – Fosterer Visit Policy</w:t>
+      </w:r>
+    </w:p>
+    <w:p>
+      <w:r>
+        <w:rPr>
+          <w:b/>
+        </w:rPr>
+        <w:t>Forgotten Felines Cat Rescue — Charity No. 1181190</w:t>
+      </w:r>
+    </w:p>
+    <w:p>
+      <w:r>
+        <w:rPr>
+          <w:b/>
+        </w:rPr>
+        <w:t>Version:</w:t>
+      </w:r>
+      <w:r>
+        <w:t xml:space="preserve"> 2.0 </w:t>
+      </w:r>
+      <w:r>
+        <w:rPr>
+          <w:b/>
+        </w:rPr>
+        <w:t>Last Reviewed:</w:t>
+      </w:r>
+      <w:r>
+        <w:t xml:space="preserve"> 2026-04-14 </w:t>
+      </w:r>
+      <w:r>
+        <w:rPr>
+          <w:b/>
+        </w:rPr>
+        <w:t>Next Review Due:</w:t>
+      </w:r>
+      <w:r>
+        <w:t xml:space="preserve"> 2027-04-14 </w:t>
+      </w:r>
+      <w:r>
+        <w:rPr>
+          <w:b/>
+        </w:rPr>
+        <w:t>Approved by:</w:t>
+      </w:r>
+      <w:r>
+        <w:t xml:space="preserve"> _[Founder/Trustee — to be signed]_ </w:t>
+      </w:r>
+      <w:r>
+        <w:rPr>
+          <w:b/>
+        </w:rPr>
+        <w:t>Approval Date:</w:t>
+      </w:r>
+      <w:r>
+        <w:t xml:space="preserve"> _[to be signed]_</w:t>
+      </w:r>
+    </w:p>
+    <w:p>
+      <w:r>
+        <w:rPr>
+          <w:b/>
+        </w:rPr>
+        <w:t>Purpose:</w:t>
+      </w:r>
+      <w:r>
+        <w:t xml:space="preserve"> This policy provides guidance for fosterers hosting adopter visits, to ensure safety, clear boundaries, GDPR compliance, and cat welfare in line with ADCH Minimum Welfare Operational Standards 72 (supervised meeting) and 79 (public viewing safety and welfare).</w:t>
+      </w:r>
+    </w:p>
+    <w:p>
+      <w:pPr>
+        <w:pStyle w:val="IntenseQuote"/>
       </w:pPr>
       <w:r>
         <w:rPr>
           <w:b/>
-          <w:color w:val="FFFFFF"/>
-          <w:sz w:val="17"/>
         </w:rPr>
-        <w:t>POLICY DOCUMENT</w:t>
+        <w:t>Scope note:</w:t>
+      </w:r>
+      <w:r>
+        <w:t xml:space="preserve"> This policy covers </w:t>
+      </w:r>
+      <w:r>
+        <w:rPr>
+          <w:b/>
+        </w:rPr>
+        <w:t>adopter visits to a foster home</w:t>
+      </w:r>
+      <w:r>
+        <w:t xml:space="preserve">. The </w:t>
+      </w:r>
+      <w:r>
+        <w:rPr>
+          <w:b/>
+        </w:rPr>
+        <w:t>foster home assessment</w:t>
+      </w:r>
+      <w:r>
+        <w:t xml:space="preserve"> required by Standard 60 — Forgotten Felines' own assessment of whether a home is suitable for fostering — is a separate process handled through the Foster Home Assessment Checklist and the Fostering Policy.</w:t>
+      </w:r>
+    </w:p>
+    <w:p>
+      <w:r>
+        <w:rPr>
+          <w:i/>
+        </w:rPr>
+        <w:t>________________________________________</w:t>
       </w:r>
     </w:p>
     <w:p>
       <w:pPr>
-        <w:shd w:val="clear" w:color="auto" w:fill="05A44E"/>
-        <w:spacing w:before="0" w:after="240"/>
+        <w:pStyle w:val="Heading2"/>
       </w:pPr>
       <w:r>
-        <w:rPr>
-          <w:color w:val="FFFFFF"/>
-          <w:sz w:val="44"/>
-        </w:rPr>
-        <w:t>Forgotten Felines – Fosterer Visit Policy</w:t>
-      </w:r>
-    </w:p>
-    <w:tbl>
-      <w:tblPr>
-        <w:tblStyle w:val="TableGrid"/>
-        <w:tblW w:type="auto" w:w="0"/>
-        <w:tblLook w:firstColumn="1" w:firstRow="1" w:lastColumn="0" w:lastRow="0" w:noHBand="0" w:noVBand="1" w:val="04A0"/>
-      </w:tblPr>
-      <w:tblGrid>
-        <w:gridCol w:w="2268"/>
-        <w:gridCol w:w="2268"/>
-        <w:gridCol w:w="2268"/>
-        <w:gridCol w:w="2268"/>
-      </w:tblGrid>
-      <w:tr>
-        <w:tc>
-          <w:tcPr>
-            <w:tcW w:type="dxa" w:w="2268"/>
-            <w:shd w:val="clear" w:color="auto" w:fill="E6F8EF"/>
-          </w:tcPr>
-          <w:p>
-            <w:pPr>
-              <w:spacing w:before="60" w:after="60"/>
-            </w:pPr>
-            <w:r>
-              <w:rPr>
-                <w:b/>
-                <w:color w:val="037A3A"/>
-                <w:sz w:val="19"/>
-              </w:rPr>
-              <w:t>Policy Number</w:t>
-            </w:r>
-          </w:p>
-        </w:tc>
-        <w:tc>
-          <w:tcPr>
-            <w:tcW w:type="dxa" w:w="2268"/>
-            <w:shd w:val="clear" w:color="auto" w:fill="FFFFFF"/>
-          </w:tcPr>
-          <w:p>
-            <w:pPr>
-              <w:spacing w:before="60" w:after="60"/>
-            </w:pPr>
-            <w:r>
-              <w:rPr>
-                <w:b w:val="0"/>
-                <w:color w:val="111827"/>
-                <w:sz w:val="19"/>
-              </w:rPr>
-              <w:t>FF-VV-002</w:t>
-            </w:r>
-          </w:p>
-        </w:tc>
-        <w:tc>
-          <w:tcPr>
-            <w:tcW w:type="dxa" w:w="2268"/>
-            <w:shd w:val="clear" w:color="auto" w:fill="E6F8EF"/>
-          </w:tcPr>
-          <w:p>
-            <w:pPr>
-              <w:spacing w:before="60" w:after="60"/>
-            </w:pPr>
-            <w:r>
-              <w:rPr>
-                <w:b/>
-                <w:color w:val="037A3A"/>
-                <w:sz w:val="19"/>
-              </w:rPr>
-              <w:t>Category</w:t>
-            </w:r>
-          </w:p>
-        </w:tc>
-        <w:tc>
-          <w:tcPr>
-            <w:tcW w:type="dxa" w:w="2268"/>
-            <w:shd w:val="clear" w:color="auto" w:fill="FFFFFF"/>
-          </w:tcPr>
-          <w:p>
-            <w:pPr>
-              <w:spacing w:before="60" w:after="60"/>
-            </w:pPr>
-            <w:r>
-              <w:rPr>
-                <w:b w:val="0"/>
-                <w:color w:val="111827"/>
-                <w:sz w:val="19"/>
-              </w:rPr>
-              <w:t>Volunteers &amp; Visits</w:t>
-            </w:r>
-          </w:p>
-        </w:tc>
-      </w:tr>
-      <w:tr>
-        <w:tc>
-          <w:tcPr>
-            <w:tcW w:type="dxa" w:w="2268"/>
-            <w:shd w:val="clear" w:color="auto" w:fill="C2EDD6"/>
-          </w:tcPr>
-          <w:p>
-            <w:pPr>
-              <w:spacing w:before="60" w:after="60"/>
-            </w:pPr>
-            <w:r>
-              <w:rPr>
-                <w:b/>
-                <w:color w:val="037A3A"/>
-                <w:sz w:val="19"/>
-              </w:rPr>
-              <w:t>Version</w:t>
-            </w:r>
-          </w:p>
-        </w:tc>
-        <w:tc>
-          <w:tcPr>
-            <w:tcW w:type="dxa" w:w="2268"/>
-            <w:shd w:val="clear" w:color="auto" w:fill="FFFFFF"/>
-          </w:tcPr>
-          <w:p>
-            <w:pPr>
-              <w:spacing w:before="60" w:after="60"/>
-            </w:pPr>
-            <w:r>
-              <w:rPr>
-                <w:b w:val="0"/>
-                <w:color w:val="111827"/>
-                <w:sz w:val="19"/>
-              </w:rPr>
-              <w:t>1.0</w:t>
-            </w:r>
-          </w:p>
-        </w:tc>
-        <w:tc>
-          <w:tcPr>
-            <w:tcW w:type="dxa" w:w="2268"/>
-            <w:shd w:val="clear" w:color="auto" w:fill="C2EDD6"/>
-          </w:tcPr>
-          <w:p>
-            <w:pPr>
-              <w:spacing w:before="60" w:after="60"/>
-            </w:pPr>
-            <w:r>
-              <w:rPr>
-                <w:b/>
-                <w:color w:val="037A3A"/>
-                <w:sz w:val="19"/>
-              </w:rPr>
-              <w:t>Status</w:t>
-            </w:r>
-          </w:p>
-        </w:tc>
-        <w:tc>
-          <w:tcPr>
-            <w:tcW w:type="dxa" w:w="2268"/>
-            <w:shd w:val="clear" w:color="auto" w:fill="FFFFFF"/>
-          </w:tcPr>
-          <w:p>
-            <w:pPr>
-              <w:spacing w:before="60" w:after="60"/>
-            </w:pPr>
-            <w:r>
-              <w:rPr>
-                <w:b w:val="0"/>
-                <w:color w:val="111827"/>
-                <w:sz w:val="19"/>
-              </w:rPr>
-              <w:t>Active</w:t>
-            </w:r>
-          </w:p>
-        </w:tc>
-      </w:tr>
-      <w:tr>
-        <w:tc>
-          <w:tcPr>
-            <w:tcW w:type="dxa" w:w="2268"/>
-            <w:shd w:val="clear" w:color="auto" w:fill="E6F8EF"/>
-          </w:tcPr>
-          <w:p>
-            <w:pPr>
-              <w:spacing w:before="60" w:after="60"/>
-            </w:pPr>
-            <w:r>
-              <w:rPr>
-                <w:b/>
-                <w:color w:val="037A3A"/>
-                <w:sz w:val="19"/>
-              </w:rPr>
-              <w:t>Date Adopted</w:t>
-            </w:r>
-          </w:p>
-        </w:tc>
-        <w:tc>
-          <w:tcPr>
-            <w:tcW w:type="dxa" w:w="2268"/>
-            <w:shd w:val="clear" w:color="auto" w:fill="FFFFFF"/>
-          </w:tcPr>
-          <w:p>
-            <w:pPr>
-              <w:spacing w:before="60" w:after="60"/>
-            </w:pPr>
-            <w:r>
-              <w:rPr>
-                <w:b w:val="0"/>
-                <w:color w:val="111827"/>
-                <w:sz w:val="19"/>
-              </w:rPr>
-              <w:t>[DD Month YYYY]</w:t>
-            </w:r>
-          </w:p>
-        </w:tc>
-        <w:tc>
-          <w:tcPr>
-            <w:tcW w:type="dxa" w:w="2268"/>
-            <w:shd w:val="clear" w:color="auto" w:fill="E6F8EF"/>
-          </w:tcPr>
-          <w:p>
-            <w:pPr>
-              <w:spacing w:before="60" w:after="60"/>
-            </w:pPr>
-            <w:r>
-              <w:rPr>
-                <w:b/>
-                <w:color w:val="037A3A"/>
-                <w:sz w:val="19"/>
-              </w:rPr>
-              <w:t>Next Review Date</w:t>
-            </w:r>
-          </w:p>
-        </w:tc>
-        <w:tc>
-          <w:tcPr>
-            <w:tcW w:type="dxa" w:w="2268"/>
-            <w:shd w:val="clear" w:color="auto" w:fill="FFFFFF"/>
-          </w:tcPr>
-          <w:p>
-            <w:pPr>
-              <w:spacing w:before="60" w:after="60"/>
-            </w:pPr>
-            <w:r>
-              <w:rPr>
-                <w:b w:val="0"/>
-                <w:color w:val="111827"/>
-                <w:sz w:val="19"/>
-              </w:rPr>
-              <w:t>Annually</w:t>
-            </w:r>
-          </w:p>
-        </w:tc>
-      </w:tr>
-      <w:tr>
-        <w:tc>
-          <w:tcPr>
-            <w:tcW w:type="dxa" w:w="2268"/>
-            <w:shd w:val="clear" w:color="auto" w:fill="C2EDD6"/>
-          </w:tcPr>
-          <w:p>
-            <w:pPr>
-              <w:spacing w:before="60" w:after="60"/>
-            </w:pPr>
-            <w:r>
-              <w:rPr>
-                <w:b/>
-                <w:color w:val="037A3A"/>
-                <w:sz w:val="19"/>
-              </w:rPr>
-              <w:t>Approved By</w:t>
-            </w:r>
-          </w:p>
-        </w:tc>
-        <w:tc>
-          <w:tcPr>
-            <w:tcW w:type="dxa" w:w="2268"/>
-            <w:shd w:val="clear" w:color="auto" w:fill="FFFFFF"/>
-          </w:tcPr>
-          <w:p>
-            <w:pPr>
-              <w:spacing w:before="60" w:after="60"/>
-            </w:pPr>
-            <w:r>
-              <w:rPr>
-                <w:b w:val="0"/>
-                <w:color w:val="111827"/>
-                <w:sz w:val="19"/>
-              </w:rPr>
-              <w:t>Trustees</w:t>
-            </w:r>
-          </w:p>
-        </w:tc>
-        <w:tc>
-          <w:tcPr>
-            <w:tcW w:type="dxa" w:w="2268"/>
-            <w:shd w:val="clear" w:color="auto" w:fill="C2EDD6"/>
-          </w:tcPr>
-          <w:p>
-            <w:pPr>
-              <w:spacing w:before="60" w:after="60"/>
-            </w:pPr>
-            <w:r>
-              <w:rPr>
-                <w:b/>
-                <w:color w:val="037A3A"/>
-                <w:sz w:val="19"/>
-              </w:rPr>
-              <w:t>Applies To</w:t>
-            </w:r>
-          </w:p>
-        </w:tc>
-        <w:tc>
-          <w:tcPr>
-            <w:tcW w:type="dxa" w:w="2268"/>
-            <w:shd w:val="clear" w:color="auto" w:fill="FFFFFF"/>
-          </w:tcPr>
-          <w:p>
-            <w:pPr>
-              <w:spacing w:before="60" w:after="60"/>
-            </w:pPr>
-            <w:r>
-              <w:rPr>
-                <w:b w:val="0"/>
-                <w:color w:val="111827"/>
-                <w:sz w:val="19"/>
-              </w:rPr>
-              <w:t>All Volunteers &amp; Trustees</w:t>
-            </w:r>
-          </w:p>
-        </w:tc>
-      </w:tr>
-    </w:tbl>
-    <w:p/>
-    <w:p>
-      <w:pPr>
-        <w:shd w:val="clear" w:color="auto" w:fill="E6F8EF"/>
-        <w:spacing w:before="80" w:after="160"/>
-        <w:pBdr>
-          <w:left w:val="single" w:sz="24" w:space="12" w:color="05A44E"/>
-        </w:pBdr>
-      </w:pPr>
-      <w:r>
-        <w:rPr>
-          <w:i/>
-          <w:color w:val="111827"/>
-          <w:sz w:val="21"/>
-        </w:rPr>
-        <w:t>This policy provides guidance for fosterers hosting adopter visits to ensure safety, boundaries, and GDPR compliance.</w:t>
-      </w:r>
-    </w:p>
-    <w:p/>
-    <w:p>
-      <w:pPr>
-        <w:spacing w:before="280" w:after="120"/>
-        <w:pBdr>
-          <w:bottom w:val="single" w:sz="6" w:space="2" w:color="C2EDD6"/>
-        </w:pBdr>
-      </w:pPr>
-      <w:r>
-        <w:rPr>
-          <w:b/>
-          <w:color w:val="FFFFFF"/>
-          <w:sz w:val="20"/>
-          <w:shd w:val="clear" w:color="auto" w:fill="05A44E"/>
-        </w:rPr>
-        <w:t xml:space="preserve"> 1 </w:t>
-      </w:r>
-      <w:r>
-        <w:t xml:space="preserve">  </w:t>
-      </w:r>
-      <w:r>
-        <w:rPr>
-          <w:b/>
-          <w:color w:val="037A3A"/>
-          <w:sz w:val="26"/>
-        </w:rPr>
-        <w:t>Preparing for the Visit</w:t>
+        <w:t>1. Preparing for the Visit</w:t>
       </w:r>
     </w:p>
     <w:p>
       <w:pPr>
         <w:pStyle w:val="ListBullet"/>
-        <w:spacing w:before="0" w:after="60"/>
       </w:pPr>
       <w:r>
-        <w:rPr>
-          <w:sz w:val="22"/>
-        </w:rPr>
-        <w:t>Choose one safe, contained room for the visit.</w:t>
+        <w:t>Choose one safe, contained room for the visit. This is typically the foster room itself, but may be another suitable space if the foster room is too small or the cat is more comfortable elsewhere.</w:t>
       </w:r>
     </w:p>
     <w:p>
       <w:pPr>
         <w:pStyle w:val="ListBullet"/>
-        <w:spacing w:before="0" w:after="60"/>
       </w:pPr>
       <w:r>
-        <w:rPr>
-          <w:sz w:val="22"/>
-        </w:rPr>
-        <w:t>Ensure other animals are separated.</w:t>
+        <w:t>Ensure other animals (resident cats, dogs, other species) are separated and cannot access the visit area or its approach route.</w:t>
       </w:r>
     </w:p>
     <w:p>
       <w:pPr>
         <w:pStyle w:val="ListBullet"/>
-        <w:spacing w:before="0" w:after="60"/>
       </w:pPr>
       <w:r>
-        <w:rPr>
-          <w:sz w:val="22"/>
-        </w:rPr>
-        <w:t>Remove or hide any personal documents or identifiable items.</w:t>
-      </w:r>
-    </w:p>
-    <w:p>
-      <w:pPr>
-        <w:spacing w:before="280" w:after="120"/>
-        <w:pBdr>
-          <w:bottom w:val="single" w:sz="6" w:space="2" w:color="C2EDD6"/>
-        </w:pBdr>
-      </w:pPr>
-      <w:r>
-        <w:rPr>
-          <w:b/>
-          <w:color w:val="FFFFFF"/>
-          <w:sz w:val="20"/>
-          <w:shd w:val="clear" w:color="auto" w:fill="05A44E"/>
-        </w:rPr>
-        <w:t xml:space="preserve"> 2 </w:t>
-      </w:r>
-      <w:r>
-        <w:t xml:space="preserve">  </w:t>
-      </w:r>
-      <w:r>
-        <w:rPr>
-          <w:b/>
-          <w:color w:val="037A3A"/>
-          <w:sz w:val="26"/>
-        </w:rPr>
-        <w:t>Consent for Photos</w:t>
+        <w:t>Remove or hide any personal documents or identifiable items. Things to think about: post on the hall table, family photos, children's artwork, school uniforms on radiators, prescription labels on visible medication, screens showing personal information.</w:t>
       </w:r>
     </w:p>
     <w:p>
       <w:pPr>
         <w:pStyle w:val="ListBullet"/>
-        <w:spacing w:before="0" w:after="60"/>
       </w:pPr>
       <w:r>
-        <w:rPr>
-          <w:sz w:val="22"/>
-        </w:rPr>
-        <w:t>State clearly whether photos are allowed.</w:t>
+        <w:t>Check that windows and doors are secure and that there is no accessible escape route.</w:t>
       </w:r>
     </w:p>
     <w:p>
       <w:pPr>
         <w:pStyle w:val="ListBullet"/>
-        <w:spacing w:before="0" w:after="60"/>
       </w:pPr>
       <w:r>
-        <w:rPr>
-          <w:sz w:val="22"/>
-        </w:rPr>
+        <w:t>Confirm the visit time with the Fostering Coordinator and ensure a backup contact is available during the visit.</w:t>
+      </w:r>
+    </w:p>
+    <w:p>
+      <w:pPr>
+        <w:pStyle w:val="ListBullet"/>
+      </w:pPr>
+      <w:r>
+        <w:t>Do not host visits back-to-back on the same day — the cat needs recovery time.</w:t>
+      </w:r>
+    </w:p>
+    <w:p>
+      <w:pPr>
+        <w:pStyle w:val="Heading2"/>
+      </w:pPr>
+      <w:r>
+        <w:t>2. Consent for Photos</w:t>
+      </w:r>
+    </w:p>
+    <w:p>
+      <w:pPr>
+        <w:pStyle w:val="ListBullet"/>
+      </w:pPr>
+      <w:r>
+        <w:t>State clearly whether photos are allowed before the visit begins.</w:t>
+      </w:r>
+    </w:p>
+    <w:p>
+      <w:pPr>
+        <w:pStyle w:val="ListBullet"/>
+      </w:pPr>
+      <w:r>
         <w:t>Only allow photos of the cat being visited.</w:t>
       </w:r>
     </w:p>
     <w:p>
       <w:pPr>
         <w:pStyle w:val="ListBullet"/>
-        <w:spacing w:before="0" w:after="60"/>
       </w:pPr>
       <w:r>
-        <w:rPr>
-          <w:sz w:val="22"/>
-        </w:rPr>
         <w:t>Do not allow photos of yourself, children, or identifiable belongings.</w:t>
       </w:r>
     </w:p>
     <w:p>
       <w:pPr>
         <w:pStyle w:val="ListBullet"/>
-        <w:spacing w:before="0" w:after="60"/>
       </w:pPr>
       <w:r>
-        <w:rPr>
-          <w:sz w:val="22"/>
-        </w:rPr>
-        <w:t>Withdraw consent if needed.</w:t>
-      </w:r>
-    </w:p>
-    <w:p>
-      <w:pPr>
-        <w:spacing w:before="280" w:after="120"/>
-        <w:pBdr>
-          <w:bottom w:val="single" w:sz="6" w:space="2" w:color="C2EDD6"/>
-        </w:pBdr>
-      </w:pPr>
-      <w:r>
-        <w:rPr>
-          <w:b/>
-          <w:color w:val="FFFFFF"/>
-          <w:sz w:val="20"/>
-          <w:shd w:val="clear" w:color="auto" w:fill="05A44E"/>
-        </w:rPr>
-        <w:t xml:space="preserve"> 3 </w:t>
-      </w:r>
-      <w:r>
-        <w:t xml:space="preserve">  </w:t>
-      </w:r>
-      <w:r>
-        <w:rPr>
-          <w:b/>
-          <w:color w:val="037A3A"/>
-          <w:sz w:val="26"/>
-        </w:rPr>
-        <w:t>Managing the Visit</w:t>
+        <w:t>Be specific about scope — for example "personal record only" or "may be shared on Forgotten Felines' social media after adoption, with your permission."</w:t>
       </w:r>
     </w:p>
     <w:p>
       <w:pPr>
         <w:pStyle w:val="ListBullet"/>
-        <w:spacing w:before="0" w:after="60"/>
       </w:pPr>
       <w:r>
-        <w:rPr>
-          <w:sz w:val="22"/>
-        </w:rPr>
-        <w:t>Explain the cat's temperament and handling rules.</w:t>
+        <w:t>Withdraw consent at any time if the adopter oversteps.</w:t>
+      </w:r>
+    </w:p>
+    <w:p>
+      <w:pPr>
+        <w:pStyle w:val="Heading2"/>
+      </w:pPr>
+      <w:r>
+        <w:t>3. Managing the Visit</w:t>
       </w:r>
     </w:p>
     <w:p>
       <w:pPr>
         <w:pStyle w:val="ListBullet"/>
-        <w:spacing w:before="0" w:after="60"/>
       </w:pPr>
       <w:r>
-        <w:rPr>
-          <w:sz w:val="22"/>
-        </w:rPr>
-        <w:t>Supervise the visit at all times.</w:t>
+        <w:t>Explain the cat's temperament and handling rules to the adopter at the start of the visit.</w:t>
       </w:r>
     </w:p>
     <w:p>
       <w:pPr>
         <w:pStyle w:val="ListBullet"/>
-        <w:spacing w:before="0" w:after="60"/>
       </w:pPr>
       <w:r>
+        <w:t xml:space="preserve">Supervise the visit at all times — the adopter must </w:t>
+      </w:r>
+      <w:r>
         <w:rPr>
-          <w:sz w:val="22"/>
+          <w:b/>
         </w:rPr>
-        <w:t>Keep adopters within the designated room.</w:t>
+        <w:t>never</w:t>
+      </w:r>
+      <w:r>
+        <w:t xml:space="preserve"> be left alone with the cat.</w:t>
       </w:r>
     </w:p>
     <w:p>
       <w:pPr>
         <w:pStyle w:val="ListBullet"/>
-        <w:spacing w:before="0" w:after="60"/>
       </w:pPr>
       <w:r>
-        <w:rPr>
-          <w:sz w:val="22"/>
-        </w:rPr>
+        <w:t>Keep the adopter within the designated room.</w:t>
+      </w:r>
+    </w:p>
+    <w:p>
+      <w:pPr>
+        <w:pStyle w:val="ListBullet"/>
+      </w:pPr>
+      <w:r>
         <w:t>Do not allow access to other rooms or areas of the home.</w:t>
       </w:r>
     </w:p>
     <w:p>
       <w:pPr>
-        <w:spacing w:before="280" w:after="120"/>
-        <w:pBdr>
-          <w:bottom w:val="single" w:sz="6" w:space="2" w:color="C2EDD6"/>
-        </w:pBdr>
+        <w:pStyle w:val="ListBullet"/>
       </w:pPr>
       <w:r>
-        <w:rPr>
-          <w:b/>
-          <w:color w:val="FFFFFF"/>
-          <w:sz w:val="20"/>
-          <w:shd w:val="clear" w:color="auto" w:fill="05A44E"/>
-        </w:rPr>
-        <w:t xml:space="preserve"> 4 </w:t>
-      </w:r>
-      <w:r>
-        <w:t xml:space="preserve">  </w:t>
-      </w:r>
-      <w:r>
-        <w:rPr>
-          <w:b/>
-          <w:color w:val="037A3A"/>
-          <w:sz w:val="26"/>
-        </w:rPr>
-        <w:t>Ending a Visit</w:t>
+        <w:t>Keep visits to a sensible length for the cat — typically 30–45 minutes for a first visit.</w:t>
       </w:r>
     </w:p>
     <w:p>
       <w:pPr>
-        <w:spacing w:before="0" w:after="120"/>
+        <w:pStyle w:val="Heading2"/>
       </w:pPr>
       <w:r>
-        <w:rPr>
-          <w:sz w:val="22"/>
-        </w:rPr>
-        <w:t>You may end a visit immediately if:</w:t>
+        <w:t>4. Ending a Visit</w:t>
+      </w:r>
+    </w:p>
+    <w:p>
+      <w:pPr>
+        <w:pStyle w:val="Heading3"/>
+      </w:pPr>
+      <w:r>
+        <w:t>4.1 Reasons to end a visit</w:t>
+      </w:r>
+    </w:p>
+    <w:p>
+      <w:r>
+        <w:t>You may — and should — end a visit immediately if any of the following occur:</w:t>
       </w:r>
     </w:p>
     <w:p>
       <w:pPr>
         <w:pStyle w:val="ListBullet"/>
-        <w:spacing w:before="0" w:after="60"/>
       </w:pPr>
       <w:r>
-        <w:rPr>
-          <w:sz w:val="22"/>
-        </w:rPr>
-        <w:t>Instructions are ignored</w:t>
+        <w:t>The adopter ignores your instructions</w:t>
       </w:r>
     </w:p>
     <w:p>
       <w:pPr>
         <w:pStyle w:val="ListBullet"/>
-        <w:spacing w:before="0" w:after="60"/>
       </w:pPr>
       <w:r>
-        <w:rPr>
-          <w:sz w:val="22"/>
-        </w:rPr>
-        <w:t>A child's behaviour becomes unsafe</w:t>
+        <w:t>A child's behaviour becomes unsafe for the cat or for themselves</w:t>
       </w:r>
     </w:p>
     <w:p>
       <w:pPr>
         <w:pStyle w:val="ListBullet"/>
-        <w:spacing w:before="0" w:after="60"/>
       </w:pPr>
       <w:r>
+        <w:t xml:space="preserve">The </w:t>
+      </w:r>
+      <w:r>
         <w:rPr>
-          <w:sz w:val="22"/>
+          <w:b/>
         </w:rPr>
-        <w:t>The cat shows signs of stress</w:t>
+        <w:t>cat shows signs of stress or distress</w:t>
+      </w:r>
+      <w:r>
+        <w:t xml:space="preserve"> (see § 5 below) that do not settle after a short break</w:t>
       </w:r>
     </w:p>
     <w:p>
       <w:pPr>
         <w:pStyle w:val="ListBullet"/>
-        <w:spacing w:before="0" w:after="60"/>
       </w:pPr>
       <w:r>
-        <w:rPr>
-          <w:sz w:val="22"/>
-        </w:rPr>
-        <w:t>The adopter is inappropriate or aggressive</w:t>
+        <w:t>The adopter is inappropriate, aggressive, or behaving in a way that makes you uncomfortable</w:t>
       </w:r>
     </w:p>
     <w:p>
       <w:pPr>
         <w:pStyle w:val="ListBullet"/>
-        <w:spacing w:before="0" w:after="60"/>
       </w:pPr>
       <w:r>
-        <w:rPr>
-          <w:sz w:val="22"/>
-        </w:rPr>
-        <w:t>You feel uncomfortable for any reason</w:t>
-      </w:r>
-    </w:p>
-    <w:p>
-      <w:pPr>
-        <w:spacing w:before="0" w:after="120"/>
-      </w:pPr>
-      <w:r>
-        <w:rPr>
-          <w:sz w:val="22"/>
-        </w:rPr>
-        <w:t>If asked to leave, adopters must leave immediately.</w:t>
-      </w:r>
-    </w:p>
-    <w:p>
-      <w:pPr>
-        <w:spacing w:before="280" w:after="120"/>
-        <w:pBdr>
-          <w:bottom w:val="single" w:sz="6" w:space="2" w:color="C2EDD6"/>
-        </w:pBdr>
-      </w:pPr>
-      <w:r>
-        <w:rPr>
-          <w:b/>
-          <w:color w:val="FFFFFF"/>
-          <w:sz w:val="20"/>
-          <w:shd w:val="clear" w:color="auto" w:fill="05A44E"/>
-        </w:rPr>
-        <w:t xml:space="preserve"> 5 </w:t>
-      </w:r>
-      <w:r>
-        <w:t xml:space="preserve">  </w:t>
-      </w:r>
-      <w:r>
-        <w:rPr>
-          <w:b/>
-          <w:color w:val="037A3A"/>
-          <w:sz w:val="26"/>
-        </w:rPr>
-        <w:t>Safety &amp; Wellbeing</w:t>
+        <w:t>You feel uncomfortable for any reason — this alone is a sufficient reason to end the visit</w:t>
       </w:r>
     </w:p>
     <w:p>
       <w:pPr>
         <w:pStyle w:val="ListBullet"/>
-        <w:spacing w:before="0" w:after="60"/>
       </w:pPr>
       <w:r>
-        <w:rPr>
-          <w:sz w:val="22"/>
-        </w:rPr>
-        <w:t>Do not permit picking up unless safe for the cat.</w:t>
+        <w:t>The adopter's health is a concern (sudden illness, heavy cough, evident respiratory infection)</w:t>
+      </w:r>
+    </w:p>
+    <w:p>
+      <w:r>
+        <w:t>If asked to leave, adopters must leave immediately. You do not need to give a reason beyond "the visit is ending now."</w:t>
+      </w:r>
+    </w:p>
+    <w:p>
+      <w:pPr>
+        <w:pStyle w:val="Heading3"/>
+      </w:pPr>
+      <w:r>
+        <w:t>4.2 Escalation after an ended visit</w:t>
+      </w:r>
+    </w:p>
+    <w:p>
+      <w:r>
+        <w:t>Where you have ended a visit for any of the reasons above:</w:t>
       </w:r>
     </w:p>
     <w:p>
       <w:pPr>
         <w:pStyle w:val="ListBullet"/>
-        <w:spacing w:before="0" w:after="60"/>
       </w:pPr>
       <w:r>
-        <w:rPr>
-          <w:sz w:val="22"/>
-        </w:rPr>
-        <w:t>Ensure doors and windows remain secure.</w:t>
+        <w:t>Contact the on-duty Fostering Coordinator within 24 hours and explain what happened.</w:t>
       </w:r>
     </w:p>
     <w:p>
       <w:pPr>
         <w:pStyle w:val="ListBullet"/>
-        <w:spacing w:before="0" w:after="60"/>
       </w:pPr>
       <w:r>
+        <w:t>Record the incident on the cat's individual record (date, reason, any welfare impact on the cat).</w:t>
+      </w:r>
+    </w:p>
+    <w:p>
+      <w:pPr>
+        <w:pStyle w:val="ListBullet"/>
+      </w:pPr>
+      <w:r>
+        <w:t xml:space="preserve">The Fostering Coordinator decides whether the adoption application continues, pauses, or is withdrawn, and communicates the decision to the adopter. </w:t>
+      </w:r>
+      <w:r>
         <w:rPr>
-          <w:sz w:val="22"/>
+          <w:b/>
         </w:rPr>
+        <w:t>This decision is not the fosterer's to make alone</w:t>
+      </w:r>
+      <w:r>
+        <w:t xml:space="preserve"> — it belongs with the Coordinator and Trustees.</w:t>
+      </w:r>
+    </w:p>
+    <w:p>
+      <w:pPr>
+        <w:pStyle w:val="ListBullet"/>
+      </w:pPr>
+      <w:r>
+        <w:t>If the adopter contacts you directly after the visit has ended, redirect them to the Fostering Coordinator and do not engage further.</w:t>
+      </w:r>
+    </w:p>
+    <w:p>
+      <w:pPr>
+        <w:pStyle w:val="Heading2"/>
+      </w:pPr>
+      <w:r>
+        <w:t>5. Cat Welfare During the Visit (Standard 79)</w:t>
+      </w:r>
+    </w:p>
+    <w:p>
+      <w:r>
+        <w:t>The cat's welfare is your first responsibility during the visit. Watch for the following signs of stress and be ready to pause or end the visit:</w:t>
+      </w:r>
+    </w:p>
+    <w:p>
+      <w:pPr>
+        <w:pStyle w:val="ListBullet"/>
+      </w:pPr>
+      <w:r>
+        <w:t>Flattened ears, dilated pupils, trembling, or tail flicking</w:t>
+      </w:r>
+    </w:p>
+    <w:p>
+      <w:pPr>
+        <w:pStyle w:val="ListBullet"/>
+      </w:pPr>
+      <w:r>
+        <w:t>Hiding and refusing to come out for more than a few minutes</w:t>
+      </w:r>
+    </w:p>
+    <w:p>
+      <w:pPr>
+        <w:pStyle w:val="ListBullet"/>
+      </w:pPr>
+      <w:r>
+        <w:t>Hissing, growling, or swatting out of character</w:t>
+      </w:r>
+    </w:p>
+    <w:p>
+      <w:pPr>
+        <w:pStyle w:val="ListBullet"/>
+      </w:pPr>
+      <w:r>
+        <w:t>Loss of appetite or toileting during the visit</w:t>
+      </w:r>
+    </w:p>
+    <w:p>
+      <w:pPr>
+        <w:pStyle w:val="ListBullet"/>
+      </w:pPr>
+      <w:r>
+        <w:t>Excessive grooming, over-vocalising, or posture changes that indicate distress</w:t>
+      </w:r>
+    </w:p>
+    <w:p>
+      <w:r>
+        <w:t>If the cat shows a brief stress response, try a short break (quiet the room, ask the adopter to sit still, offer a hide). If the cat does not settle within a few minutes, or if the stress response is severe, end the visit.</w:t>
+      </w:r>
+    </w:p>
+    <w:p>
+      <w:r>
+        <w:t>A cat that has just been through a significant event (vet visit, illness, move between foster homes, loss of a foster companion) should not receive visitors until the Fostering Coordinator confirms readiness.</w:t>
+      </w:r>
+    </w:p>
+    <w:p>
+      <w:pPr>
+        <w:pStyle w:val="Heading2"/>
+      </w:pPr>
+      <w:r>
+        <w:t>6. Safety &amp; Wellbeing</w:t>
+      </w:r>
+    </w:p>
+    <w:p>
+      <w:pPr>
+        <w:pStyle w:val="ListBullet"/>
+      </w:pPr>
+      <w:r>
+        <w:t>Do not permit picking up unless it is safe for the cat and appropriate to its temperament.</w:t>
+      </w:r>
+    </w:p>
+    <w:p>
+      <w:pPr>
+        <w:pStyle w:val="ListBullet"/>
+      </w:pPr>
+      <w:r>
+        <w:t>Ensure doors and windows remain secure throughout the visit.</w:t>
+      </w:r>
+    </w:p>
+    <w:p>
+      <w:pPr>
+        <w:pStyle w:val="ListBullet"/>
+      </w:pPr>
+      <w:r>
         <w:t>Never leave adopters alone with the cat.</w:t>
       </w:r>
     </w:p>
     <w:p>
       <w:pPr>
-        <w:spacing w:before="280" w:after="120"/>
-        <w:pBdr>
-          <w:bottom w:val="single" w:sz="6" w:space="2" w:color="C2EDD6"/>
-        </w:pBdr>
+        <w:pStyle w:val="ListBullet"/>
       </w:pPr>
       <w:r>
-        <w:rPr>
-          <w:b/>
-          <w:color w:val="FFFFFF"/>
-          <w:sz w:val="20"/>
-          <w:shd w:val="clear" w:color="auto" w:fill="05A44E"/>
-        </w:rPr>
-        <w:t xml:space="preserve"> 6 </w:t>
+        <w:t>Keep your phone to hand in case you need to contact the Fostering Coordinator or a Trustee.</w:t>
       </w:r>
+    </w:p>
+    <w:p>
+      <w:pPr>
+        <w:pStyle w:val="Heading2"/>
+      </w:pPr>
       <w:r>
-        <w:t xml:space="preserve">  </w:t>
-      </w:r>
-      <w:r>
-        <w:rPr>
-          <w:b/>
-          <w:color w:val="037A3A"/>
-          <w:sz w:val="26"/>
-        </w:rPr>
-        <w:t>Data Protection</w:t>
+        <w:t>7. Data Protection</w:t>
       </w:r>
     </w:p>
     <w:p>
       <w:pPr>
         <w:pStyle w:val="ListBullet"/>
-        <w:spacing w:before="0" w:after="60"/>
       </w:pPr>
       <w:r>
-        <w:rPr>
-          <w:sz w:val="22"/>
-        </w:rPr>
         <w:t>Share only the minimum personal information needed.</w:t>
       </w:r>
     </w:p>
     <w:p>
       <w:pPr>
         <w:pStyle w:val="ListBullet"/>
-        <w:spacing w:before="0" w:after="60"/>
       </w:pPr>
       <w:r>
-        <w:rPr>
-          <w:sz w:val="22"/>
-        </w:rPr>
         <w:t>Remove documents with sensitive details before visits.</w:t>
       </w:r>
     </w:p>
     <w:p>
       <w:pPr>
         <w:pStyle w:val="ListBullet"/>
-        <w:spacing w:before="0" w:after="60"/>
       </w:pPr>
       <w:r>
-        <w:rPr>
-          <w:sz w:val="22"/>
-        </w:rPr>
         <w:t>Do not allow adopters to photograph anything except the cat.</w:t>
       </w:r>
     </w:p>
     <w:p>
       <w:pPr>
-        <w:spacing w:before="80" w:after="80"/>
-        <w:pBdr>
-          <w:bottom w:val="single" w:sz="6" w:space="1" w:color="C2EDD6"/>
-        </w:pBdr>
+        <w:pStyle w:val="ListBullet"/>
       </w:pPr>
+      <w:r>
+        <w:t>Personal data about the adopter is held by Forgotten Felines in line with the Privacy Notice and Record of Processing Activities.</w:t>
+      </w:r>
+    </w:p>
+    <w:p>
+      <w:r>
+        <w:rPr>
+          <w:i/>
+        </w:rPr>
+        <w:t>________________________________________</w:t>
+      </w:r>
     </w:p>
     <w:p>
       <w:pPr>
-        <w:spacing w:before="280" w:after="120"/>
-        <w:pBdr>
-          <w:bottom w:val="single" w:sz="6" w:space="2" w:color="C2EDD6"/>
-        </w:pBdr>
+        <w:pStyle w:val="Heading2"/>
       </w:pPr>
       <w:r>
-        <w:rPr>
-          <w:b/>
-          <w:color w:val="FFFFFF"/>
-          <w:sz w:val="20"/>
-          <w:shd w:val="clear" w:color="auto" w:fill="05A44E"/>
-        </w:rPr>
-        <w:t xml:space="preserve"> 7 </w:t>
+        <w:t>8. Related Documents</w:t>
       </w:r>
+    </w:p>
+    <w:p>
+      <w:pPr>
+        <w:pStyle w:val="ListBullet"/>
+      </w:pPr>
       <w:r>
-        <w:t xml:space="preserve">  </w:t>
+        <w:t>Forgotten Felines Adopter Visit Policy</w:t>
       </w:r>
+    </w:p>
+    <w:p>
+      <w:pPr>
+        <w:pStyle w:val="ListBullet"/>
+      </w:pPr>
+      <w:r>
+        <w:t>Adoption Policy</w:t>
+      </w:r>
+    </w:p>
+    <w:p>
+      <w:pPr>
+        <w:pStyle w:val="ListBullet"/>
+      </w:pPr>
+      <w:r>
+        <w:t>Fostering Policy</w:t>
+      </w:r>
+    </w:p>
+    <w:p>
+      <w:pPr>
+        <w:pStyle w:val="ListBullet"/>
+      </w:pPr>
+      <w:r>
+        <w:t>Foster Home Assessment Checklist (Standard 60 — separate from adopter visits)</w:t>
+      </w:r>
+    </w:p>
+    <w:p>
+      <w:pPr>
+        <w:pStyle w:val="ListBullet"/>
+      </w:pPr>
+      <w:r>
+        <w:t>Cat Fosterer Cleaning Policy (infection control context)</w:t>
+      </w:r>
+    </w:p>
+    <w:p>
+      <w:pPr>
+        <w:pStyle w:val="ListBullet"/>
+      </w:pPr>
+      <w:r>
+        <w:t>Social Media Policy</w:t>
+      </w:r>
+    </w:p>
+    <w:p>
+      <w:pPr>
+        <w:pStyle w:val="ListBullet"/>
+      </w:pPr>
+      <w:r>
+        <w:t>Privacy Notice</w:t>
+      </w:r>
+    </w:p>
+    <w:p>
+      <w:pPr>
+        <w:pStyle w:val="ListBullet"/>
+      </w:pPr>
+      <w:r>
+        <w:t>Roles and Responsibilities Register</w:t>
+      </w:r>
+    </w:p>
+    <w:p>
       <w:r>
         <w:rPr>
-          <w:b/>
-          <w:color w:val="037A3A"/>
-          <w:sz w:val="26"/>
+          <w:i/>
         </w:rPr>
-        <w:t>Review &amp; Approval</w:t>
+        <w:t>________________________________________</w:t>
       </w:r>
     </w:p>
-    <w:tbl>
-      <w:tblPr>
-        <w:tblStyle w:val="TableGrid"/>
-        <w:tblW w:type="auto" w:w="0"/>
-        <w:tblLook w:firstColumn="1" w:firstRow="1" w:lastColumn="0" w:lastRow="0" w:noHBand="0" w:noVBand="1" w:val="04A0"/>
-      </w:tblPr>
-      <w:tblGrid>
-        <w:gridCol w:w="2268"/>
-        <w:gridCol w:w="2268"/>
-        <w:gridCol w:w="2268"/>
-        <w:gridCol w:w="2268"/>
-      </w:tblGrid>
-      <w:tr>
-        <w:tc>
-          <w:tcPr>
-            <w:tcW w:type="dxa" w:w="2268"/>
-            <w:shd w:val="clear" w:color="auto" w:fill="05A44E"/>
-          </w:tcPr>
-          <w:p>
-            <w:pPr>
-              <w:spacing w:before="80" w:after="80"/>
-            </w:pPr>
-            <w:r>
-              <w:rPr>
-                <w:b/>
-                <w:color w:val="FFFFFF"/>
-                <w:sz w:val="19"/>
-              </w:rPr>
-              <w:t>Name</w:t>
-            </w:r>
-          </w:p>
-        </w:tc>
-        <w:tc>
-          <w:tcPr>
-            <w:tcW w:type="dxa" w:w="2268"/>
-            <w:shd w:val="clear" w:color="auto" w:fill="05A44E"/>
-          </w:tcPr>
-          <w:p>
-            <w:pPr>
-              <w:spacing w:before="80" w:after="80"/>
-            </w:pPr>
-            <w:r>
-              <w:rPr>
-                <w:b/>
-                <w:color w:val="FFFFFF"/>
-                <w:sz w:val="19"/>
-              </w:rPr>
-              <w:t>Role</w:t>
-            </w:r>
-          </w:p>
-        </w:tc>
-        <w:tc>
-          <w:tcPr>
-            <w:tcW w:type="dxa" w:w="2268"/>
-            <w:shd w:val="clear" w:color="auto" w:fill="05A44E"/>
-          </w:tcPr>
-          <w:p>
-            <w:pPr>
-              <w:spacing w:before="80" w:after="80"/>
-            </w:pPr>
-            <w:r>
-              <w:rPr>
-                <w:b/>
-                <w:color w:val="FFFFFF"/>
-                <w:sz w:val="19"/>
-              </w:rPr>
-              <w:t>Signature</w:t>
-            </w:r>
-          </w:p>
-        </w:tc>
-        <w:tc>
-          <w:tcPr>
-            <w:tcW w:type="dxa" w:w="2268"/>
-            <w:shd w:val="clear" w:color="auto" w:fill="05A44E"/>
-          </w:tcPr>
-          <w:p>
-            <w:pPr>
-              <w:spacing w:before="80" w:after="80"/>
-            </w:pPr>
-            <w:r>
-              <w:rPr>
-                <w:b/>
-                <w:color w:val="FFFFFF"/>
-                <w:sz w:val="19"/>
-              </w:rPr>
-              <w:t>Date</w:t>
-            </w:r>
-          </w:p>
-        </w:tc>
-      </w:tr>
-      <w:tr>
-        <w:tc>
-          <w:tcPr>
-            <w:tcW w:type="dxa" w:w="2268"/>
-            <w:shd w:val="clear" w:color="auto" w:fill="FFFFFF"/>
-          </w:tcPr>
-          <w:p>
-            <w:pPr>
-              <w:spacing w:before="320" w:after="320"/>
-            </w:pPr>
-            <w:r>
-              <w:rPr>
-                <w:sz w:val="20"/>
-              </w:rPr>
-              <w:t>Bev Hibbert</w:t>
-            </w:r>
-          </w:p>
-        </w:tc>
-        <w:tc>
-          <w:tcPr>
-            <w:tcW w:type="dxa" w:w="2268"/>
-            <w:shd w:val="clear" w:color="auto" w:fill="FFFFFF"/>
-          </w:tcPr>
-          <w:p>
-            <w:pPr>
-              <w:spacing w:before="320" w:after="320"/>
-            </w:pPr>
-            <w:r>
-              <w:rPr>
-                <w:sz w:val="20"/>
-              </w:rPr>
-              <w:t>Founder</w:t>
-            </w:r>
-          </w:p>
-        </w:tc>
-        <w:tc>
-          <w:tcPr>
-            <w:tcW w:type="dxa" w:w="2268"/>
-            <w:shd w:val="clear" w:color="auto" w:fill="FFFFFF"/>
-          </w:tcPr>
-          <w:p>
-            <w:pPr>
-              <w:spacing w:before="320" w:after="320"/>
-            </w:pPr>
-            <w:r>
-              <w:rPr>
-                <w:sz w:val="20"/>
-              </w:rPr>
-            </w:r>
-          </w:p>
-        </w:tc>
-        <w:tc>
-          <w:tcPr>
-            <w:tcW w:type="dxa" w:w="2268"/>
-            <w:shd w:val="clear" w:color="auto" w:fill="FFFFFF"/>
-          </w:tcPr>
-          <w:p>
-            <w:pPr>
-              <w:spacing w:before="320" w:after="320"/>
-            </w:pPr>
-            <w:r>
-              <w:rPr>
-                <w:sz w:val="20"/>
-              </w:rPr>
-            </w:r>
-          </w:p>
-        </w:tc>
-      </w:tr>
-      <w:tr>
-        <w:tc>
-          <w:tcPr>
-            <w:tcW w:type="dxa" w:w="2268"/>
-            <w:shd w:val="clear" w:color="auto" w:fill="F9FAFB"/>
-          </w:tcPr>
-          <w:p>
-            <w:pPr>
-              <w:spacing w:before="320" w:after="320"/>
-            </w:pPr>
-            <w:r>
-              <w:rPr>
-                <w:sz w:val="20"/>
-              </w:rPr>
-            </w:r>
-          </w:p>
-        </w:tc>
-        <w:tc>
-          <w:tcPr>
-            <w:tcW w:type="dxa" w:w="2268"/>
-            <w:shd w:val="clear" w:color="auto" w:fill="F9FAFB"/>
-          </w:tcPr>
-          <w:p>
-            <w:pPr>
-              <w:spacing w:before="320" w:after="320"/>
-            </w:pPr>
-            <w:r>
-              <w:rPr>
-                <w:sz w:val="20"/>
-              </w:rPr>
-              <w:t>Trustee</w:t>
-            </w:r>
-          </w:p>
-        </w:tc>
-        <w:tc>
-          <w:tcPr>
-            <w:tcW w:type="dxa" w:w="2268"/>
-            <w:shd w:val="clear" w:color="auto" w:fill="F9FAFB"/>
-          </w:tcPr>
-          <w:p>
-            <w:pPr>
-              <w:spacing w:before="320" w:after="320"/>
-            </w:pPr>
-            <w:r>
-              <w:rPr>
-                <w:sz w:val="20"/>
-              </w:rPr>
-            </w:r>
-          </w:p>
-        </w:tc>
-        <w:tc>
-          <w:tcPr>
-            <w:tcW w:type="dxa" w:w="2268"/>
-            <w:shd w:val="clear" w:color="auto" w:fill="F9FAFB"/>
-          </w:tcPr>
-          <w:p>
-            <w:pPr>
-              <w:spacing w:before="320" w:after="320"/>
-            </w:pPr>
-            <w:r>
-              <w:rPr>
-                <w:sz w:val="20"/>
-              </w:rPr>
-            </w:r>
-          </w:p>
-        </w:tc>
-      </w:tr>
-      <w:tr>
-        <w:tc>
-          <w:tcPr>
-            <w:tcW w:type="dxa" w:w="2268"/>
-            <w:shd w:val="clear" w:color="auto" w:fill="FFFFFF"/>
-          </w:tcPr>
-          <w:p>
-            <w:pPr>
-              <w:spacing w:before="320" w:after="320"/>
-            </w:pPr>
-            <w:r>
-              <w:rPr>
-                <w:sz w:val="20"/>
-              </w:rPr>
-            </w:r>
-          </w:p>
-        </w:tc>
-        <w:tc>
-          <w:tcPr>
-            <w:tcW w:type="dxa" w:w="2268"/>
-            <w:shd w:val="clear" w:color="auto" w:fill="FFFFFF"/>
-          </w:tcPr>
-          <w:p>
-            <w:pPr>
-              <w:spacing w:before="320" w:after="320"/>
-            </w:pPr>
-            <w:r>
-              <w:rPr>
-                <w:sz w:val="20"/>
-              </w:rPr>
-              <w:t>Trustee</w:t>
-            </w:r>
-          </w:p>
-        </w:tc>
-        <w:tc>
-          <w:tcPr>
-            <w:tcW w:type="dxa" w:w="2268"/>
-            <w:shd w:val="clear" w:color="auto" w:fill="FFFFFF"/>
-          </w:tcPr>
-          <w:p>
-            <w:pPr>
-              <w:spacing w:before="320" w:after="320"/>
-            </w:pPr>
-            <w:r>
-              <w:rPr>
-                <w:sz w:val="20"/>
-              </w:rPr>
-            </w:r>
-          </w:p>
-        </w:tc>
-        <w:tc>
-          <w:tcPr>
-            <w:tcW w:type="dxa" w:w="2268"/>
-            <w:shd w:val="clear" w:color="auto" w:fill="FFFFFF"/>
-          </w:tcPr>
-          <w:p>
-            <w:pPr>
-              <w:spacing w:before="320" w:after="320"/>
-            </w:pPr>
-            <w:r>
-              <w:rPr>
-                <w:sz w:val="20"/>
-              </w:rPr>
-            </w:r>
-          </w:p>
-        </w:tc>
-      </w:tr>
-    </w:tbl>
-    <w:p/>
     <w:p>
-      <w:pPr>
-        <w:spacing w:before="280" w:after="120"/>
-        <w:pBdr>
-          <w:bottom w:val="single" w:sz="6" w:space="2" w:color="C2EDD6"/>
-        </w:pBdr>
-      </w:pPr>
       <w:r>
         <w:rPr>
-          <w:b/>
-          <w:color w:val="FFFFFF"/>
-          <w:sz w:val="20"/>
-          <w:shd w:val="clear" w:color="auto" w:fill="05A44E"/>
+          <w:i/>
         </w:rPr>
-        <w:t xml:space="preserve"> 8 </w:t>
-      </w:r>
-      <w:r>
-        <w:t xml:space="preserve">  </w:t>
-      </w:r>
-      <w:r>
-        <w:rPr>
-          <w:b/>
-          <w:color w:val="037A3A"/>
-          <w:sz w:val="26"/>
-        </w:rPr>
-        <w:t>Version History</w:t>
+        <w:t>This policy is reviewed at least annually, or sooner if ADCH standards, legislation, or operational practice changes.</w:t>
       </w:r>
     </w:p>
-    <w:tbl>
-      <w:tblPr>
-        <w:tblStyle w:val="TableGrid"/>
-        <w:tblW w:type="auto" w:w="0"/>
-        <w:tblLook w:firstColumn="1" w:firstRow="1" w:lastColumn="0" w:lastRow="0" w:noHBand="0" w:noVBand="1" w:val="04A0"/>
-      </w:tblPr>
-      <w:tblGrid>
-        <w:gridCol w:w="2268"/>
-        <w:gridCol w:w="2268"/>
-        <w:gridCol w:w="2268"/>
-        <w:gridCol w:w="2268"/>
-      </w:tblGrid>
-      <w:tr>
-        <w:tc>
-          <w:tcPr>
-            <w:tcW w:type="dxa" w:w="2268"/>
-            <w:shd w:val="clear" w:color="auto" w:fill="111827"/>
-          </w:tcPr>
-          <w:p>
-            <w:pPr>
-              <w:spacing w:before="80" w:after="80"/>
-            </w:pPr>
-            <w:r>
-              <w:rPr>
-                <w:b/>
-                <w:color w:val="FFFFFF"/>
-                <w:sz w:val="19"/>
-              </w:rPr>
-              <w:t>Version</w:t>
-            </w:r>
-          </w:p>
-        </w:tc>
-        <w:tc>
-          <w:tcPr>
-            <w:tcW w:type="dxa" w:w="2268"/>
-            <w:shd w:val="clear" w:color="auto" w:fill="111827"/>
-          </w:tcPr>
-          <w:p>
-            <w:pPr>
-              <w:spacing w:before="80" w:after="80"/>
-            </w:pPr>
-            <w:r>
-              <w:rPr>
-                <w:b/>
-                <w:color w:val="FFFFFF"/>
-                <w:sz w:val="19"/>
-              </w:rPr>
-              <w:t>Date</w:t>
-            </w:r>
-          </w:p>
-        </w:tc>
-        <w:tc>
-          <w:tcPr>
-            <w:tcW w:type="dxa" w:w="2268"/>
-            <w:shd w:val="clear" w:color="auto" w:fill="111827"/>
-          </w:tcPr>
-          <w:p>
-            <w:pPr>
-              <w:spacing w:before="80" w:after="80"/>
-            </w:pPr>
-            <w:r>
-              <w:rPr>
-                <w:b/>
-                <w:color w:val="FFFFFF"/>
-                <w:sz w:val="19"/>
-              </w:rPr>
-              <w:t>Author</w:t>
-            </w:r>
-          </w:p>
-        </w:tc>
-        <w:tc>
-          <w:tcPr>
-            <w:tcW w:type="dxa" w:w="2268"/>
-            <w:shd w:val="clear" w:color="auto" w:fill="111827"/>
-          </w:tcPr>
-          <w:p>
-            <w:pPr>
-              <w:spacing w:before="80" w:after="80"/>
-            </w:pPr>
-            <w:r>
-              <w:rPr>
-                <w:b/>
-                <w:color w:val="FFFFFF"/>
-                <w:sz w:val="19"/>
-              </w:rPr>
-              <w:t>Changes</w:t>
-            </w:r>
-          </w:p>
-        </w:tc>
-      </w:tr>
-      <w:tr>
-        <w:tc>
-          <w:tcPr>
-            <w:tcW w:type="dxa" w:w="2268"/>
-            <w:shd w:val="clear" w:color="auto" w:fill="FFFFFF"/>
-          </w:tcPr>
-          <w:p>
-            <w:pPr>
-              <w:spacing w:before="60" w:after="60"/>
-            </w:pPr>
-            <w:r>
-              <w:rPr>
-                <w:sz w:val="20"/>
-              </w:rPr>
-              <w:t>1.0</w:t>
-            </w:r>
-          </w:p>
-        </w:tc>
-        <w:tc>
-          <w:tcPr>
-            <w:tcW w:type="dxa" w:w="2268"/>
-            <w:shd w:val="clear" w:color="auto" w:fill="FFFFFF"/>
-          </w:tcPr>
-          <w:p>
-            <w:pPr>
-              <w:spacing w:before="60" w:after="60"/>
-            </w:pPr>
-            <w:r>
-              <w:rPr>
-                <w:sz w:val="20"/>
-              </w:rPr>
-              <w:t>[DD Month YYYY]</w:t>
-            </w:r>
-          </w:p>
-        </w:tc>
-        <w:tc>
-          <w:tcPr>
-            <w:tcW w:type="dxa" w:w="2268"/>
-            <w:shd w:val="clear" w:color="auto" w:fill="FFFFFF"/>
-          </w:tcPr>
-          <w:p>
-            <w:pPr>
-              <w:spacing w:before="60" w:after="60"/>
-            </w:pPr>
-            <w:r>
-              <w:rPr>
-                <w:sz w:val="20"/>
-              </w:rPr>
-              <w:t>Trustees</w:t>
-            </w:r>
-          </w:p>
-        </w:tc>
-        <w:tc>
-          <w:tcPr>
-            <w:tcW w:type="dxa" w:w="2268"/>
-            <w:shd w:val="clear" w:color="auto" w:fill="FFFFFF"/>
-          </w:tcPr>
-          <w:p>
-            <w:pPr>
-              <w:spacing w:before="60" w:after="60"/>
-            </w:pPr>
-            <w:r>
-              <w:rPr>
-                <w:sz w:val="20"/>
-              </w:rPr>
-              <w:t>Initial version</w:t>
-            </w:r>
-          </w:p>
-        </w:tc>
-      </w:tr>
-      <w:tr>
-        <w:tc>
-          <w:tcPr>
-            <w:tcW w:type="dxa" w:w="2268"/>
-            <w:shd w:val="clear" w:color="auto" w:fill="F9FAFB"/>
-          </w:tcPr>
-          <w:p>
-            <w:pPr>
-              <w:spacing w:before="60" w:after="60"/>
-            </w:pPr>
-            <w:r>
-              <w:rPr>
-                <w:sz w:val="20"/>
-              </w:rPr>
-            </w:r>
-          </w:p>
-        </w:tc>
-        <w:tc>
-          <w:tcPr>
-            <w:tcW w:type="dxa" w:w="2268"/>
-            <w:shd w:val="clear" w:color="auto" w:fill="F9FAFB"/>
-          </w:tcPr>
-          <w:p>
-            <w:pPr>
-              <w:spacing w:before="60" w:after="60"/>
-            </w:pPr>
-            <w:r>
-              <w:rPr>
-                <w:sz w:val="20"/>
-              </w:rPr>
-            </w:r>
-          </w:p>
-        </w:tc>
-        <w:tc>
-          <w:tcPr>
-            <w:tcW w:type="dxa" w:w="2268"/>
-            <w:shd w:val="clear" w:color="auto" w:fill="F9FAFB"/>
-          </w:tcPr>
-          <w:p>
-            <w:pPr>
-              <w:spacing w:before="60" w:after="60"/>
-            </w:pPr>
-            <w:r>
-              <w:rPr>
-                <w:sz w:val="20"/>
-              </w:rPr>
-            </w:r>
-          </w:p>
-        </w:tc>
-        <w:tc>
-          <w:tcPr>
-            <w:tcW w:type="dxa" w:w="2268"/>
-            <w:shd w:val="clear" w:color="auto" w:fill="F9FAFB"/>
-          </w:tcPr>
-          <w:p>
-            <w:pPr>
-              <w:spacing w:before="60" w:after="60"/>
-            </w:pPr>
-            <w:r>
-              <w:rPr>
-                <w:sz w:val="20"/>
-              </w:rPr>
-            </w:r>
-          </w:p>
-        </w:tc>
-      </w:tr>
-    </w:tbl>
     <w:sectPr>
-      <w:headerReference w:type="default" r:id="rId9"/>
-      <w:footerReference w:type="default" r:id="rId10"/>
-      <w:pgSz w:w="11906" w:h="16838"/>
-      <w:pgMar w:top="1247" w:right="1417" w:bottom="1134" w:left="1417" w:header="720" w:footer="720" w:gutter="0"/>
+      <w:pgSz w:w="12240" w:h="15840"/>
+      <w:pgMar w:top="1440" w:right="1800" w:bottom="1440" w:left="1800" w:header="720" w:footer="720" w:gutter="0"/>
       <w:cols w:space="720"/>
       <w:docGrid w:linePitch="360"/>
     </w:sectPr>
   </w:body>
 </w:document>
-</file>
-
-<file path=word/footer1.xml><?xml version="1.0" encoding="utf-8"?>
-<w:ftr xmlns:m="http://schemas.openxmlformats.org/officeDocument/2006/math" xmlns:mc="http://schemas.openxmlformats.org/markup-compatibility/2006" xmlns:mo="http://schemas.microsoft.com/office/mac/office/2008/main" xmlns:mv="urn:schemas-microsoft-com:mac:vml" xmlns:o="urn:schemas-microsoft-com:office:office" xmlns:r="http://schemas.openxmlformats.org/officeDocument/2006/relationships" xmlns:v="urn:schemas-microsoft-com:vml" xmlns:w10="urn:schemas-microsoft-com:office:word" xmlns:w14="http://schemas.microsoft.com/office/word/2010/wordml" xmlns:w="http://schemas.openxmlformats.org/wordprocessingml/2006/main" xmlns:wne="http://schemas.microsoft.com/office/word/2006/wordml" xmlns:wp14="http://schemas.microsoft.com/office/word/2010/wordprocessingDrawing" xmlns:wp="http://schemas.openxmlformats.org/drawingml/2006/wordprocessingDrawing" xmlns:wpc="http://schemas.microsoft.com/office/word/2010/wordprocessingCanvas" xmlns:wpg="http://schemas.microsoft.com/office/word/2010/wordprocessingGroup" xmlns:wpi="http://schemas.microsoft.com/office/word/2010/wordprocessingInk" xmlns:wps="http://schemas.microsoft.com/office/word/2010/wordprocessingShape" mc:Ignorable="w14 wp14">
-  <w:p>
-    <w:pPr>
-      <w:pStyle w:val="Footer"/>
-    </w:pPr>
-  </w:p>
-  <w:tbl>
-    <w:tblPr>
-      <w:tblW w:type="auto" w:w="0"/>
-      <w:jc w:val="left"/>
-      <w:tblLook w:firstColumn="1" w:firstRow="1" w:lastColumn="0" w:lastRow="0" w:noHBand="0" w:noVBand="1" w:val="04A0"/>
-      <w:tblBorders>
-        <w:top w:val="none"/>
-        <w:left w:val="none"/>
-        <w:bottom w:val="none"/>
-        <w:right w:val="none"/>
-        <w:insideH w:val="none"/>
-        <w:insideV w:val="none"/>
-      </w:tblBorders>
-    </w:tblPr>
-    <w:tblGrid>
-      <w:gridCol w:w="4535"/>
-      <w:gridCol w:w="4535"/>
-    </w:tblGrid>
-    <w:tr>
-      <w:tc>
-        <w:tcPr>
-          <w:tcW w:type="dxa" w:w="5669"/>
-          <w:shd w:val="clear" w:color="auto" w:fill="111827"/>
-        </w:tcPr>
-        <w:p>
-          <w:pPr>
-            <w:spacing w:before="80" w:after="80"/>
-          </w:pPr>
-          <w:r>
-            <w:rPr>
-              <w:color w:val="FFFFFF"/>
-              <w:sz w:val="16"/>
-            </w:rPr>
-            <w:t>Forgotten Felines Cat Rescue — Charity No. 1181190</w:t>
-          </w:r>
-        </w:p>
-      </w:tc>
-      <w:tc>
-        <w:tcPr>
-          <w:tcW w:type="dxa" w:w="3402"/>
-          <w:shd w:val="clear" w:color="auto" w:fill="111827"/>
-        </w:tcPr>
-        <w:p>
-          <w:pPr>
-            <w:spacing w:before="80" w:after="80"/>
-            <w:jc w:val="right"/>
-          </w:pPr>
-          <w:r>
-            <w:rPr>
-              <w:color w:val="FFFFFF"/>
-              <w:sz w:val="16"/>
-            </w:rPr>
-            <w:t>Forgotten Felines – Fosterer Visit Policy  |  v1.0</w:t>
-          </w:r>
-        </w:p>
-      </w:tc>
-    </w:tr>
-  </w:tbl>
-</w:ftr>
-</file>
-
-<file path=word/header1.xml><?xml version="1.0" encoding="utf-8"?>
-<w:hdr xmlns:m="http://schemas.openxmlformats.org/officeDocument/2006/math" xmlns:mc="http://schemas.openxmlformats.org/markup-compatibility/2006" xmlns:mo="http://schemas.microsoft.com/office/mac/office/2008/main" xmlns:mv="urn:schemas-microsoft-com:mac:vml" xmlns:o="urn:schemas-microsoft-com:office:office" xmlns:r="http://schemas.openxmlformats.org/officeDocument/2006/relationships" xmlns:v="urn:schemas-microsoft-com:vml" xmlns:w10="urn:schemas-microsoft-com:office:word" xmlns:w14="http://schemas.microsoft.com/office/word/2010/wordml" xmlns:w="http://schemas.openxmlformats.org/wordprocessingml/2006/main" xmlns:wne="http://schemas.microsoft.com/office/word/2006/wordml" xmlns:wp14="http://schemas.microsoft.com/office/word/2010/wordprocessingDrawing" xmlns:wp="http://schemas.openxmlformats.org/drawingml/2006/wordprocessingDrawing" xmlns:wpc="http://schemas.microsoft.com/office/word/2010/wordprocessingCanvas" xmlns:wpg="http://schemas.microsoft.com/office/word/2010/wordprocessingGroup" xmlns:wpi="http://schemas.microsoft.com/office/word/2010/wordprocessingInk" xmlns:wps="http://schemas.microsoft.com/office/word/2010/wordprocessingShape" mc:Ignorable="w14 wp14">
-  <w:p>
-    <w:pPr>
-      <w:pStyle w:val="Header"/>
-    </w:pPr>
-  </w:p>
-  <w:tbl>
-    <w:tblPr>
-      <w:tblW w:type="auto" w:w="0"/>
-      <w:jc w:val="left"/>
-      <w:tblLook w:firstColumn="1" w:firstRow="1" w:lastColumn="0" w:lastRow="0" w:noHBand="0" w:noVBand="1" w:val="04A0"/>
-      <w:tblBorders>
-        <w:top w:val="none"/>
-        <w:left w:val="none"/>
-        <w:bottom w:val="none"/>
-        <w:right w:val="none"/>
-        <w:insideH w:val="none"/>
-        <w:insideV w:val="none"/>
-      </w:tblBorders>
-    </w:tblPr>
-    <w:tblGrid>
-      <w:gridCol w:w="4535"/>
-      <w:gridCol w:w="4535"/>
-    </w:tblGrid>
-    <w:tr>
-      <w:tc>
-        <w:tcPr>
-          <w:tcW w:type="dxa" w:w="4535"/>
-        </w:tcPr>
-        <w:p>
-          <w:r>
-            <w:drawing>
-              <wp:inline xmlns:a="http://schemas.openxmlformats.org/drawingml/2006/main" xmlns:pic="http://schemas.openxmlformats.org/drawingml/2006/picture">
-                <wp:extent cx="1208869" cy="576000"/>
-                <wp:docPr id="1" name="Picture 1"/>
-                <wp:cNvGraphicFramePr>
-                  <a:graphicFrameLocks noChangeAspect="1"/>
-                </wp:cNvGraphicFramePr>
-                <a:graphic>
-                  <a:graphicData uri="http://schemas.openxmlformats.org/drawingml/2006/picture">
-                    <pic:pic>
-                      <pic:nvPicPr>
-                        <pic:cNvPr id="0" name="logo.png"/>
-                        <pic:cNvPicPr/>
-                      </pic:nvPicPr>
-                      <pic:blipFill>
-                        <a:blip r:embed="rId1"/>
-                        <a:stretch>
-                          <a:fillRect/>
-                        </a:stretch>
-                      </pic:blipFill>
-                      <pic:spPr>
-                        <a:xfrm>
-                          <a:off x="0" y="0"/>
-                          <a:ext cx="1208869" cy="576000"/>
-                        </a:xfrm>
-                        <a:prstGeom prst="rect"/>
-                      </pic:spPr>
-                    </pic:pic>
-                  </a:graphicData>
-                </a:graphic>
-              </wp:inline>
-            </w:drawing>
-          </w:r>
-        </w:p>
-      </w:tc>
-      <w:tc>
-        <w:tcPr>
-          <w:tcW w:type="dxa" w:w="4535"/>
-        </w:tcPr>
-        <w:p>
-          <w:pPr>
-            <w:spacing w:before="0" w:after="20"/>
-            <w:jc w:val="right"/>
-          </w:pPr>
-          <w:r>
-            <w:rPr>
-              <w:b/>
-              <w:color w:val="111827"/>
-              <w:sz w:val="17"/>
-            </w:rPr>
-            <w:t>Forgotten Felines Cat Rescue</w:t>
-          </w:r>
-        </w:p>
-        <w:p>
-          <w:pPr>
-            <w:spacing w:before="0" w:after="20"/>
-            <w:jc w:val="right"/>
-          </w:pPr>
-          <w:r>
-            <w:rPr>
-              <w:color w:val="111827"/>
-              <w:sz w:val="17"/>
-            </w:rPr>
-            <w:t>Registered Charity No. 1181190</w:t>
-          </w:r>
-        </w:p>
-        <w:p>
-          <w:pPr>
-            <w:spacing w:before="0" w:after="20"/>
-            <w:jc w:val="right"/>
-          </w:pPr>
-          <w:r>
-            <w:rPr>
-              <w:color w:val="111827"/>
-              <w:sz w:val="17"/>
-            </w:rPr>
-            <w:t>forgottenfelineswales.org</w:t>
-          </w:r>
-        </w:p>
-      </w:tc>
-    </w:tr>
-  </w:tbl>
-  <w:p>
-    <w:pPr>
-      <w:spacing w:before="80" w:after="0"/>
-      <w:pBdr>
-        <w:bottom w:val="single" w:sz="18" w:space="1" w:color="05A44E"/>
-      </w:pBdr>
-    </w:pPr>
-  </w:p>
-</w:hdr>
 </file>
 
 <file path=word/numbering.xml><?xml version="1.0" encoding="utf-8"?>
@@ -1982,7 +1028,6 @@
     <w:rsid w:val="00FC693F"/>
     <w:rPr>
       <w:rFonts w:ascii="Calibri" w:hAnsi="Calibri"/>
-      <w:color w:val="111827"/>
       <w:sz w:val="22"/>
     </w:rPr>
   </w:style>

--- a/docs/forgotten-felines/published-policies/forgotten-felines-fosterer-visit-policy.docx
+++ b/docs/forgotten-felines/published-policies/forgotten-felines-fosterer-visit-policy.docx
@@ -654,13 +654,208 @@
       </w:r>
     </w:p>
     <w:sectPr>
-      <w:pgSz w:w="12240" w:h="15840"/>
-      <w:pgMar w:top="1440" w:right="1800" w:bottom="1440" w:left="1800" w:header="720" w:footer="720" w:gutter="0"/>
+      <w:headerReference w:type="default" r:id="rId9"/>
+      <w:footerReference w:type="default" r:id="rId10"/>
+      <w:pgSz w:w="11906" w:h="16838"/>
+      <w:pgMar w:top="1247" w:right="1417" w:bottom="1134" w:left="1417" w:header="720" w:footer="720" w:gutter="0"/>
       <w:cols w:space="720"/>
       <w:docGrid w:linePitch="360"/>
     </w:sectPr>
   </w:body>
 </w:document>
+</file>
+
+<file path=word/footer1.xml><?xml version="1.0" encoding="utf-8"?>
+<w:ftr xmlns:m="http://schemas.openxmlformats.org/officeDocument/2006/math" xmlns:mc="http://schemas.openxmlformats.org/markup-compatibility/2006" xmlns:mo="http://schemas.microsoft.com/office/mac/office/2008/main" xmlns:mv="urn:schemas-microsoft-com:mac:vml" xmlns:o="urn:schemas-microsoft-com:office:office" xmlns:r="http://schemas.openxmlformats.org/officeDocument/2006/relationships" xmlns:v="urn:schemas-microsoft-com:vml" xmlns:w10="urn:schemas-microsoft-com:office:word" xmlns:w14="http://schemas.microsoft.com/office/word/2010/wordml" xmlns:w="http://schemas.openxmlformats.org/wordprocessingml/2006/main" xmlns:wne="http://schemas.microsoft.com/office/word/2006/wordml" xmlns:wp14="http://schemas.microsoft.com/office/word/2010/wordprocessingDrawing" xmlns:wp="http://schemas.openxmlformats.org/drawingml/2006/wordprocessingDrawing" xmlns:wpc="http://schemas.microsoft.com/office/word/2010/wordprocessingCanvas" xmlns:wpg="http://schemas.microsoft.com/office/word/2010/wordprocessingGroup" xmlns:wpi="http://schemas.microsoft.com/office/word/2010/wordprocessingInk" xmlns:wps="http://schemas.microsoft.com/office/word/2010/wordprocessingShape" mc:Ignorable="w14 wp14">
+  <w:p>
+    <w:pPr>
+      <w:pStyle w:val="Footer"/>
+    </w:pPr>
+  </w:p>
+  <w:tbl>
+    <w:tblPr>
+      <w:tblW w:type="auto" w:w="0"/>
+      <w:jc w:val="left"/>
+      <w:tblLook w:firstColumn="1" w:firstRow="1" w:lastColumn="0" w:lastRow="0" w:noHBand="0" w:noVBand="1" w:val="04A0"/>
+      <w:tblBorders>
+        <w:top w:val="none"/>
+        <w:left w:val="none"/>
+        <w:bottom w:val="none"/>
+        <w:right w:val="none"/>
+        <w:insideH w:val="none"/>
+        <w:insideV w:val="none"/>
+      </w:tblBorders>
+    </w:tblPr>
+    <w:tblGrid>
+      <w:gridCol w:w="4535"/>
+      <w:gridCol w:w="4535"/>
+    </w:tblGrid>
+    <w:tr>
+      <w:tc>
+        <w:tcPr>
+          <w:tcW w:type="dxa" w:w="5669"/>
+          <w:shd w:val="clear" w:color="auto" w:fill="111827"/>
+        </w:tcPr>
+        <w:p>
+          <w:pPr>
+            <w:spacing w:before="80" w:after="80"/>
+          </w:pPr>
+          <w:r>
+            <w:rPr>
+              <w:color w:val="FFFFFF"/>
+              <w:sz w:val="16"/>
+            </w:rPr>
+            <w:t>Forgotten Felines Cat Rescue — Charity No. 1181190</w:t>
+          </w:r>
+        </w:p>
+      </w:tc>
+      <w:tc>
+        <w:tcPr>
+          <w:tcW w:type="dxa" w:w="3402"/>
+          <w:shd w:val="clear" w:color="auto" w:fill="111827"/>
+        </w:tcPr>
+        <w:p>
+          <w:pPr>
+            <w:spacing w:before="80" w:after="80"/>
+            <w:jc w:val="right"/>
+          </w:pPr>
+          <w:r>
+            <w:rPr>
+              <w:color w:val="FFFFFF"/>
+              <w:sz w:val="16"/>
+            </w:rPr>
+            <w:t>[Policy Title]  |  v[1.0]</w:t>
+          </w:r>
+        </w:p>
+      </w:tc>
+    </w:tr>
+  </w:tbl>
+</w:ftr>
+</file>
+
+<file path=word/header1.xml><?xml version="1.0" encoding="utf-8"?>
+<w:hdr xmlns:m="http://schemas.openxmlformats.org/officeDocument/2006/math" xmlns:mc="http://schemas.openxmlformats.org/markup-compatibility/2006" xmlns:mo="http://schemas.microsoft.com/office/mac/office/2008/main" xmlns:mv="urn:schemas-microsoft-com:mac:vml" xmlns:o="urn:schemas-microsoft-com:office:office" xmlns:r="http://schemas.openxmlformats.org/officeDocument/2006/relationships" xmlns:v="urn:schemas-microsoft-com:vml" xmlns:w10="urn:schemas-microsoft-com:office:word" xmlns:w14="http://schemas.microsoft.com/office/word/2010/wordml" xmlns:w="http://schemas.openxmlformats.org/wordprocessingml/2006/main" xmlns:wne="http://schemas.microsoft.com/office/word/2006/wordml" xmlns:wp14="http://schemas.microsoft.com/office/word/2010/wordprocessingDrawing" xmlns:wp="http://schemas.openxmlformats.org/drawingml/2006/wordprocessingDrawing" xmlns:wpc="http://schemas.microsoft.com/office/word/2010/wordprocessingCanvas" xmlns:wpg="http://schemas.microsoft.com/office/word/2010/wordprocessingGroup" xmlns:wpi="http://schemas.microsoft.com/office/word/2010/wordprocessingInk" xmlns:wps="http://schemas.microsoft.com/office/word/2010/wordprocessingShape" mc:Ignorable="w14 wp14">
+  <w:p>
+    <w:pPr>
+      <w:pStyle w:val="Header"/>
+    </w:pPr>
+  </w:p>
+  <w:tbl>
+    <w:tblPr>
+      <w:tblW w:type="auto" w:w="0"/>
+      <w:jc w:val="left"/>
+      <w:tblLook w:firstColumn="1" w:firstRow="1" w:lastColumn="0" w:lastRow="0" w:noHBand="0" w:noVBand="1" w:val="04A0"/>
+      <w:tblBorders>
+        <w:top w:val="none"/>
+        <w:left w:val="none"/>
+        <w:bottom w:val="none"/>
+        <w:right w:val="none"/>
+        <w:insideH w:val="none"/>
+        <w:insideV w:val="none"/>
+      </w:tblBorders>
+    </w:tblPr>
+    <w:tblGrid>
+      <w:gridCol w:w="4535"/>
+      <w:gridCol w:w="4535"/>
+    </w:tblGrid>
+    <w:tr>
+      <w:tc>
+        <w:tcPr>
+          <w:tcW w:type="dxa" w:w="4535"/>
+        </w:tcPr>
+        <w:p>
+          <w:r>
+            <w:drawing>
+              <wp:inline xmlns:a="http://schemas.openxmlformats.org/drawingml/2006/main" xmlns:pic="http://schemas.openxmlformats.org/drawingml/2006/picture">
+                <wp:extent cx="1208869" cy="576000"/>
+                <wp:docPr id="1" name="Picture 1"/>
+                <wp:cNvGraphicFramePr>
+                  <a:graphicFrameLocks noChangeAspect="1"/>
+                </wp:cNvGraphicFramePr>
+                <a:graphic>
+                  <a:graphicData uri="http://schemas.openxmlformats.org/drawingml/2006/picture">
+                    <pic:pic>
+                      <pic:nvPicPr>
+                        <pic:cNvPr id="0" name="logo.png"/>
+                        <pic:cNvPicPr/>
+                      </pic:nvPicPr>
+                      <pic:blipFill>
+                        <a:blip r:embed="rId1"/>
+                        <a:stretch>
+                          <a:fillRect/>
+                        </a:stretch>
+                      </pic:blipFill>
+                      <pic:spPr>
+                        <a:xfrm>
+                          <a:off x="0" y="0"/>
+                          <a:ext cx="1208869" cy="576000"/>
+                        </a:xfrm>
+                        <a:prstGeom prst="rect"/>
+                      </pic:spPr>
+                    </pic:pic>
+                  </a:graphicData>
+                </a:graphic>
+              </wp:inline>
+            </w:drawing>
+          </w:r>
+        </w:p>
+      </w:tc>
+      <w:tc>
+        <w:tcPr>
+          <w:tcW w:type="dxa" w:w="4535"/>
+        </w:tcPr>
+        <w:p>
+          <w:pPr>
+            <w:spacing w:before="0" w:after="20"/>
+            <w:jc w:val="right"/>
+          </w:pPr>
+          <w:r>
+            <w:rPr>
+              <w:b/>
+              <w:color w:val="111827"/>
+              <w:sz w:val="17"/>
+            </w:rPr>
+            <w:t>Forgotten Felines Cat Rescue</w:t>
+          </w:r>
+        </w:p>
+        <w:p>
+          <w:pPr>
+            <w:spacing w:before="0" w:after="20"/>
+            <w:jc w:val="right"/>
+          </w:pPr>
+          <w:r>
+            <w:rPr>
+              <w:color w:val="111827"/>
+              <w:sz w:val="17"/>
+            </w:rPr>
+            <w:t>Registered Charity No. 1181190</w:t>
+          </w:r>
+        </w:p>
+        <w:p>
+          <w:pPr>
+            <w:spacing w:before="0" w:after="20"/>
+            <w:jc w:val="right"/>
+          </w:pPr>
+          <w:r>
+            <w:rPr>
+              <w:color w:val="111827"/>
+              <w:sz w:val="17"/>
+            </w:rPr>
+            <w:t>forgottenfelineswales.org</w:t>
+          </w:r>
+        </w:p>
+      </w:tc>
+    </w:tr>
+  </w:tbl>
+  <w:p>
+    <w:pPr>
+      <w:spacing w:before="80" w:after="0"/>
+      <w:pBdr>
+        <w:bottom w:val="single" w:sz="18" w:space="1" w:color="05A44E"/>
+      </w:pBdr>
+    </w:pPr>
+  </w:p>
+</w:hdr>
 </file>
 
 <file path=word/numbering.xml><?xml version="1.0" encoding="utf-8"?>
@@ -1028,6 +1223,7 @@
     <w:rsid w:val="00FC693F"/>
     <w:rPr>
       <w:rFonts w:ascii="Calibri" w:hAnsi="Calibri"/>
+      <w:color w:val="111827"/>
       <w:sz w:val="22"/>
     </w:rPr>
   </w:style>
